--- a/ex1/hw1_solution.docx
+++ b/ex1/hw1_solution.docx
@@ -88,17 +88,85 @@
     <w:p>
       <w:pPr>
         <w:bidi w:val="0"/>
+      </w:pPr>
+      <w:r>
+        <w:t xml:space="preserve">3. In the </w:t>
+      </w:r>
+      <w:proofErr w:type="gramStart"/>
+      <w:r>
+        <w:t>code</w:t>
+      </w:r>
+      <w:r>
+        <w:t xml:space="preserve">  -</w:t>
+      </w:r>
+      <w:proofErr w:type="gramEnd"/>
+      <w:r>
+        <w:t xml:space="preserve"> file section1.py</w:t>
+      </w:r>
+    </w:p>
+    <w:p>
+      <w:pPr>
+        <w:bidi w:val="0"/>
+      </w:pPr>
+    </w:p>
+    <w:p>
+      <w:pPr>
+        <w:bidi w:val="0"/>
+      </w:pPr>
+      <w:r>
+        <w:rPr>
+          <w:u w:val="single"/>
+        </w:rPr>
+        <w:t xml:space="preserve">Section </w:t>
+      </w:r>
+      <w:r>
+        <w:rPr>
+          <w:u w:val="single"/>
+        </w:rPr>
+        <w:t>2</w:t>
+      </w:r>
+      <w:r>
+        <w:rPr>
+          <w:u w:val="single"/>
+        </w:rPr>
+        <w:t xml:space="preserve"> – </w:t>
+      </w:r>
+      <w:r>
+        <w:rPr>
+          <w:b/>
+          <w:bCs/>
+          <w:u w:val="single"/>
+        </w:rPr>
+        <w:t>Harris Corner Detector</w:t>
+      </w:r>
+      <w:r>
+        <w:br/>
+        <w:t xml:space="preserve">1+2+3. </w:t>
+      </w:r>
+      <w:r>
+        <w:t>Harris corner detector</w:t>
+      </w:r>
+      <w:r>
+        <w:t xml:space="preserve"> </w:t>
+      </w:r>
+      <w:r>
+        <w:t>detects the coincide of two edges in different directions and assign them as corners. Those edges are not changed due to translation, rotation, constant illumination. Meaning, those corners might have different direction, location and absolute color due to a transformation but relative to their neighborhood those corners remain corners regardless of the transformation described in the questions.</w:t>
+      </w:r>
+      <w:r>
+        <w:br/>
+      </w:r>
+      <w:r>
+        <w:br/>
+      </w:r>
+    </w:p>
+    <w:p>
+      <w:pPr>
+        <w:bidi w:val="0"/>
         <w:rPr>
           <w:rFonts w:hint="cs"/>
           <w:rtl/>
         </w:rPr>
       </w:pPr>
-      <w:r>
-        <w:t>3. In the code</w:t>
-      </w:r>
-      <w:r>
-        <w:t xml:space="preserve">  - file section1.py</w:t>
-      </w:r>
     </w:p>
     <w:sectPr>
       <w:pgSz w:w="11906" w:h="16838"/>
@@ -718,7 +786,6 @@
   <w:style w:type="character" w:default="1" w:styleId="DefaultParagraphFont">
     <w:name w:val="Default Paragraph Font"/>
     <w:uiPriority w:val="1"/>
-    <w:semiHidden/>
     <w:unhideWhenUsed/>
   </w:style>
   <w:style w:type="table" w:default="1" w:styleId="TableNormal">
